--- a/content-src/docx/R G 2006 09 09 Simon Armitage.docx
+++ b/content-src/docx/R G 2006 09 09 Simon Armitage.docx
@@ -45,6 +45,11 @@
       </w:r>
       <w:r>
         <w:t>&lt;/details&gt;</w:t>
+      </w:r>
+    </w:p>
+    <w:p>
+      <w:r>
+        <w:t xml:space="preserve">&lt;category&gt;poetry&lt;/category&gt;</w:t>
       </w:r>
     </w:p>
     <w:p/>

--- a/content-src/docx/R G 2006 09 09 Simon Armitage.docx
+++ b/content-src/docx/R G 2006 09 09 Simon Armitage.docx
@@ -55,7 +55,7 @@
     <w:p/>
     <w:p>
       <w:r>
-        <w:t xml:space="preserve">The blurb on Simon Armitage's latest collection promises an engagement with "the matter of England, here and now ... here at the Empire's end". More accurately, it observes that the poems are "scored by oppositions and fault lines", antagonisms of class, nationality, generation and gender being to the fore. Armitage's strengths as a poet have always been his charm, style, </w:t>
+        <w:t xml:space="preserve">The blurb on Simon Armitage's latest collection promises an engagement with "the matter of England, here and now… here at the Empire's end". More accurately, it observes that the poems are "scored by oppositions and fault lines", antagonisms of class, nationality, generation and gender being to the fore. Armitage's strengths as a poet have always been his charm, style, </w:t>
       </w:r>
       <w:proofErr w:type="spellStart"/>
       <w:r>
@@ -93,7 +93,7 @@
       </w:r>
       <w:proofErr w:type="spellEnd"/>
       <w:r>
-        <w:t xml:space="preserve"> past ... inexhaustibly young and countlessly strong, / streaming away, always streaming away". The resentment of youth in "</w:t>
+        <w:t xml:space="preserve"> past… inexhaustibly young and countlessly strong, / streaming away, always streaming away". The resentment of youth in "</w:t>
       </w:r>
       <w:proofErr w:type="spellStart"/>
       <w:r>
@@ -107,7 +107,7 @@
     <w:p/>
     <w:p>
       <w:r>
-        <w:t>The "matter of England, here and now" is more cursorily treated. An excerpt from The Odyssey is evidently chosen for its evocation of "blowback", and is followed by an oddly aggressive address to a commuter ("Northerner ... commoner") about to be killed or maimed in a 7/7 tube bomb at King's Cross ("here's you on the News"), though questions of complicity and victimhood are only fleetingly raised.</w:t>
+        <w:t>The "matter of England, here and now" is more cursorily treated. An excerpt from The Odyssey is evidently chosen for its evocation of "blowback", and is followed by an oddly aggressive address to a commuter ("Northerner… commoner") about to be killed or maimed in a 7/7 tube bomb at King's Cross ("here's you on the News"), though questions of complicity and victimhood are only fleetingly raised.</w:t>
       </w:r>
     </w:p>
     <w:p/>
